--- a/Zabed_Service_CV.docx
+++ b/Zabed_Service_CV.docx
@@ -39,6 +39,9 @@
       </w:r>
     </w:p>
     <w:p>
+      <w:pPr>
+        <w:shd w:val="clear" w:color="auto" w:fill="EAF2EF"/>
+      </w:pPr>
       <w:r>
         <w:t>Hard-working, friendly, and reliable, with hands-on customer-facing experience: over a year waiting tables at Sushi Tei, a busy Japanese restaurant, plus front desk reception at a law firm, running a Ramadan bazaar food stall four years in a row, e-hailing driving, and car washing. Used to long shifts, rush-hour crowds, cash handling, and keeping workspaces clean and organised. Looking for part-time work now, moving into a full-time role from October, in a cafe, restaurant, or similar hospitality setting.</w:t>
       </w:r>
@@ -65,6 +68,7 @@
           <w:tab w:pos="10094" w:val="right"/>
         </w:tabs>
         <w:spacing w:before="120"/>
+        <w:shd w:val="clear" w:color="auto" w:fill="EAF2EF"/>
       </w:pPr>
       <w:r>
         <w:rPr>
@@ -126,6 +130,7 @@
           <w:tab w:pos="10094" w:val="right"/>
         </w:tabs>
         <w:spacing w:before="120"/>
+        <w:shd w:val="clear" w:color="auto" w:fill="EAF2EF"/>
       </w:pPr>
       <w:r>
         <w:rPr>
@@ -195,6 +200,7 @@
           <w:tab w:pos="10094" w:val="right"/>
         </w:tabs>
         <w:spacing w:before="120"/>
+        <w:shd w:val="clear" w:color="auto" w:fill="EAF2EF"/>
       </w:pPr>
       <w:r>
         <w:rPr>
@@ -248,6 +254,7 @@
           <w:tab w:pos="10094" w:val="right"/>
         </w:tabs>
         <w:spacing w:before="120"/>
+        <w:shd w:val="clear" w:color="auto" w:fill="EAF2EF"/>
       </w:pPr>
       <w:r>
         <w:rPr>
@@ -301,6 +308,7 @@
           <w:tab w:pos="10094" w:val="right"/>
         </w:tabs>
         <w:spacing w:before="120"/>
+        <w:shd w:val="clear" w:color="auto" w:fill="EAF2EF"/>
       </w:pPr>
       <w:r>
         <w:rPr>
